--- a/word_reports/LP_0181_위치_137_JANIS JOPLIN_JANIS JOPLIN.docx
+++ b/word_reports/LP_0181_위치_137_JANIS JOPLIN_JANIS JOPLIN.docx
@@ -4,7 +4,7 @@
   <w:body>
     <w:p>
       <w:pPr>
-        <w:spacing w:after="280"/>
+        <w:spacing w:after="80"/>
       </w:pPr>
       <w:r>
         <w:rPr w:rFonts="맑은 고딕">
@@ -13,94 +13,47 @@
           <w:color w:val="1E3A8A"/>
           <w:sz w:val="30"/>
         </w:rPr>
-        <w:t>[137] JANIS JOPLIN - JANIS JOPLIN Vol.2</w:t>
+        <w:t>JANIS JOPLIN (재니스 조플린) - JANIS JOPLIN Vol.2</w:t>
       </w:r>
     </w:p>
     <w:p>
       <w:pPr>
-        <w:spacing w:after="320"/>
+        <w:spacing w:after="240"/>
       </w:pPr>
       <w:r>
         <w:rPr w:rFonts="맑은 고딕">
           <w:rFonts w:ascii="맑은 고딕" w:hAnsi="맑은 고딕" w:eastAsia="맑은 고딕"/>
           <w:b/>
-          <w:sz w:val="20"/>
+          <w:color w:val="4B5563"/>
+          <w:sz w:val="22"/>
         </w:rPr>
-        <w:t>■ 위치 : 137</w:t>
-        <w:br/>
-      </w:r>
-      <w:r>
-        <w:rPr w:rFonts="맑은 고딕">
-          <w:rFonts w:ascii="맑은 고딕" w:hAnsi="맑은 고딕" w:eastAsia="맑은 고딕"/>
-          <w:b/>
-          <w:sz w:val="20"/>
-        </w:rPr>
-        <w:t>■ 아티스트 : JANIS JOPLIN</w:t>
-        <w:br/>
-      </w:r>
-      <w:r>
-        <w:rPr w:rFonts="맑은 고딕">
-          <w:rFonts w:ascii="맑은 고딕" w:hAnsi="맑은 고딕" w:eastAsia="맑은 고딕"/>
-          <w:b/>
-          <w:sz w:val="20"/>
-        </w:rPr>
-        <w:t>■ 앨범명 : JANIS JOPLIN Vol.2</w:t>
-        <w:br/>
-      </w:r>
-      <w:r>
-        <w:rPr w:rFonts="맑은 고딕">
-          <w:rFonts w:ascii="맑은 고딕" w:hAnsi="맑은 고딕" w:eastAsia="맑은 고딕"/>
-          <w:b w:val="0"/>
-          <w:sz w:val="20"/>
-        </w:rPr>
-        <w:t>■ 음반 레이블 : Columbia Records (CBS)</w:t>
-        <w:br/>
-      </w:r>
-      <w:r>
-        <w:rPr w:rFonts="맑은 고딕">
-          <w:rFonts w:ascii="맑은 고딕" w:hAnsi="맑은 고딕" w:eastAsia="맑은 고딕"/>
-          <w:b w:val="0"/>
-          <w:sz w:val="20"/>
-        </w:rPr>
-        <w:t>■ 발매년도 : 1973</w:t>
-        <w:br/>
-      </w:r>
-      <w:r>
-        <w:rPr w:rFonts="맑은 고딕">
-          <w:rFonts w:ascii="맑은 고딕" w:hAnsi="맑은 고딕" w:eastAsia="맑은 고딕"/>
-          <w:b w:val="0"/>
-          <w:sz w:val="20"/>
-        </w:rPr>
-        <w:t>■ 장르 : 블루스 록 (Blues Rock), 사이키델릭 록 (Psychedelic Rock), 소울 (Soul)</w:t>
-        <w:br/>
-      </w:r>
-      <w:r>
-        <w:rPr w:rFonts="맑은 고딕">
-          <w:rFonts w:ascii="맑은 고딕" w:hAnsi="맑은 고딕" w:eastAsia="맑은 고딕"/>
-          <w:b w:val="0"/>
-          <w:sz w:val="20"/>
-        </w:rPr>
-        <w:t>■ 주요 수록곡 : 1. Piece of My Heart</w:t>
-        <w:br/>
+        <w:t>위치 :  137</w:t>
       </w:r>
     </w:p>
     <w:p>
       <w:pPr>
-        <w:spacing w:after="160"/>
+        <w:spacing w:line="324" w:lineRule="auto" w:before="80" w:after="160"/>
       </w:pPr>
       <w:r>
         <w:rPr w:rFonts="맑은 고딕">
           <w:rFonts w:ascii="맑은 고딕" w:hAnsi="맑은 고딕" w:eastAsia="맑은 고딕"/>
           <w:b/>
           <w:color w:val="1F2937"/>
-          <w:sz w:val="24"/>
+          <w:sz w:val="22"/>
         </w:rPr>
-        <w:t>■ 음반 해설 및 감상 가이드</w:t>
+        <w:t xml:space="preserve">[음반 소개] </w:t>
+      </w:r>
+      <w:r>
+        <w:rPr w:rFonts="맑은 고딕">
+          <w:rFonts w:ascii="맑은 고딕" w:hAnsi="맑은 고딕" w:eastAsia="맑은 고딕"/>
+          <w:b w:val="0"/>
+          <w:sz w:val="21"/>
+        </w:rPr>
       </w:r>
     </w:p>
     <w:p>
       <w:pPr>
-        <w:spacing w:line="312" w:lineRule="auto" w:after="120"/>
+        <w:spacing w:line="324" w:lineRule="auto" w:after="120"/>
       </w:pPr>
       <w:r>
         <w:rPr w:rFonts="맑은 고딕">
@@ -108,51 +61,516 @@
           <w:b w:val="0"/>
           <w:sz w:val="21"/>
         </w:rPr>
-        <w:t>재니스 조플린(Janis Joplin)은 1960년대 사이키델릭 폭발기 속에서 대중음악의 역사를 다시 쓴 독보적인 여성 로커이자, 불꽃 같은 삶을 살다 간 시대의 아이콘입니다. 본 음반 &lt;JANIS JOPLIN Vol.2&gt;는 그녀의 비극적이고도 찬란했던 음악적 여정을 압축하여 보여주는 유작 성격의 베스트 컬렉션입니다. '빅 브라더 앤 더 홀딩 컴퍼니(Big Brother &amp; The Holding Company)' 시절의 거친 에너지부터 '풀 틸트 부기 밴드(Full Tilt Boogie Band)'와 함께한 정제된 절정기까지, 그녀가 남긴 위대한 유산의 핵심 레퍼토리를 밀도 높게 담아내었습니다.</w:t>
+        <w:t>재니스 조플린이라는 불꽃 같은 영혼이 남긴 날것의 울부짖음과 처연한 블루스의 숨결이 고스란히 담긴 기념비적인 음반입니다. 상처 입은 새의 날갯짓처럼 위태로우면서도 강렬한 그녀의 목소리는 1960년대 반문화(Counterculture)의 찬란한 열기와 그 이면의 짙은 고독을 한 폭의 서사시처럼 펼쳐 보입니다. 찰나의 생을 온몸으로 불사르며 무대 위에서 절창을 쏟아낸 그녀의 위대한 유산 속에서, 우리는 시대를 초월하여 인간 내면의 가장 깊은 상흔과 숭고한 카타르시스를 마주하게 됩니다.</w:t>
       </w:r>
     </w:p>
     <w:p>
       <w:pPr>
-        <w:spacing w:line="312" w:lineRule="auto" w:after="120"/>
+        <w:spacing w:line="324" w:lineRule="auto" w:before="200" w:after="80"/>
       </w:pPr>
+      <w:r>
+        <w:rPr w:rFonts="맑은 고딕">
+          <w:rFonts w:ascii="맑은 고딕" w:hAnsi="맑은 고딕" w:eastAsia="맑은 고딕"/>
+          <w:b/>
+          <w:color w:val="1E3A8A"/>
+          <w:sz w:val="24"/>
+        </w:rPr>
+        <w:t>1. 음반 데이터</w:t>
+      </w:r>
+    </w:p>
+    <w:p>
+      <w:pPr>
+        <w:spacing w:line="324" w:lineRule="auto" w:after="80"/>
+      </w:pPr>
+      <w:r>
+        <w:rPr w:rFonts="맑은 고딕">
+          <w:rFonts w:ascii="맑은 고딕" w:hAnsi="맑은 고딕" w:eastAsia="맑은 고딕"/>
+          <w:b w:val="0"/>
+          <w:color w:val="6B7280"/>
+          <w:sz w:val="21"/>
+        </w:rPr>
+        <w:t xml:space="preserve">· </w:t>
+      </w:r>
+      <w:r>
+        <w:rPr w:rFonts="맑은 고딕">
+          <w:rFonts w:ascii="맑은 고딕" w:hAnsi="맑은 고딕" w:eastAsia="맑은 고딕"/>
+          <w:b/>
+          <w:color w:val="1F2937"/>
+          <w:sz w:val="21"/>
+        </w:rPr>
+        <w:t xml:space="preserve">앨범명: </w:t>
+      </w:r>
       <w:r>
         <w:rPr w:rFonts="맑은 고딕">
           <w:rFonts w:ascii="맑은 고딕" w:hAnsi="맑은 고딕" w:eastAsia="맑은 고딕"/>
           <w:b w:val="0"/>
           <w:sz w:val="21"/>
         </w:rPr>
-        <w:t>음악적으로 이 앨범은 흑인 블루스와 소울의 진한 고독을 백인 사이키델릭 록의 폭발적인 에너지로 승화시킨 조플린 특유의 독창성을 잘 보여줍니다. 영혼을 쥐어짜는 듯한 특유의 스크리밍과 허스키한 음색은 듣는 이의 감정을 순식간에 매료시킵니다. 거친 폭발력 뒤에 숨겨진 깊은 상처와 절규는 고전 블루스 거장들의 깊이와 맥을 같이하며, 당대 남성 중심의 록 음악계에서 여성 보컬리스트가 다다를 수 있는 예술적 경지의 최상단을 제시합니다.</w:t>
+        <w:t>JANIS JOPLIN Vol.2</w:t>
       </w:r>
     </w:p>
     <w:p>
       <w:pPr>
-        <w:spacing w:line="312" w:lineRule="auto" w:after="120"/>
+        <w:spacing w:line="324" w:lineRule="auto" w:after="80"/>
       </w:pPr>
+      <w:r>
+        <w:rPr w:rFonts="맑은 고딕">
+          <w:rFonts w:ascii="맑은 고딕" w:hAnsi="맑은 고딕" w:eastAsia="맑은 고딕"/>
+          <w:b w:val="0"/>
+          <w:color w:val="6B7280"/>
+          <w:sz w:val="21"/>
+        </w:rPr>
+        <w:t xml:space="preserve">· </w:t>
+      </w:r>
+      <w:r>
+        <w:rPr w:rFonts="맑은 고딕">
+          <w:rFonts w:ascii="맑은 고딕" w:hAnsi="맑은 고딕" w:eastAsia="맑은 고딕"/>
+          <w:b/>
+          <w:color w:val="1F2937"/>
+          <w:sz w:val="21"/>
+        </w:rPr>
+        <w:t xml:space="preserve">아티스트: </w:t>
+      </w:r>
       <w:r>
         <w:rPr w:rFonts="맑은 고딕">
           <w:rFonts w:ascii="맑은 고딕" w:hAnsi="맑은 고딕" w:eastAsia="맑은 고딕"/>
           <w:b w:val="0"/>
           <w:sz w:val="21"/>
         </w:rPr>
-        <w:t>대표 수록곡들을 살펴보면 재니스 조플린이라는 보컬리스트의 다채로운 스펙트럼을 확인할 수 있습니다. 폭발적인 가창력의 대명사 'Piece of My Heart'와 극적인 소울 표현력이 돋보이는 'Cry Baby'는 그녀의 상징과도 같은 트랙입니다. 또한 감정의 완급 조절이 빛나는 'Try (Just A Little Bit Harder)'와 'Maybe'를 지나, 악기 반주 없이 오직 그녀의 목소리만으로 세상을 향한 풍자와 애수를 담아낸 'Mercedes Benz'에 이르면 청자는 감정의 정점을 경험하게 됩니다.</w:t>
+        <w:t>JANIS JOPLIN (재니스 조플린)</w:t>
       </w:r>
     </w:p>
     <w:p>
       <w:pPr>
-        <w:spacing w:line="312" w:lineRule="auto" w:after="120"/>
+        <w:spacing w:line="324" w:lineRule="auto" w:after="80"/>
       </w:pPr>
+      <w:r>
+        <w:rPr w:rFonts="맑은 고딕">
+          <w:rFonts w:ascii="맑은 고딕" w:hAnsi="맑은 고딕" w:eastAsia="맑은 고딕"/>
+          <w:b w:val="0"/>
+          <w:color w:val="6B7280"/>
+          <w:sz w:val="21"/>
+        </w:rPr>
+        <w:t xml:space="preserve">· </w:t>
+      </w:r>
+      <w:r>
+        <w:rPr w:rFonts="맑은 고딕">
+          <w:rFonts w:ascii="맑은 고딕" w:hAnsi="맑은 고딕" w:eastAsia="맑은 고딕"/>
+          <w:b/>
+          <w:color w:val="1F2937"/>
+          <w:sz w:val="21"/>
+        </w:rPr>
+        <w:t xml:space="preserve">발매 정보: </w:t>
+      </w:r>
       <w:r>
         <w:rPr w:rFonts="맑은 고딕">
           <w:rFonts w:ascii="맑은 고딕" w:hAnsi="맑은 고딕" w:eastAsia="맑은 고딕"/>
           <w:b w:val="0"/>
           <w:sz w:val="21"/>
         </w:rPr>
-        <w:t>&lt;JANIS JOPLIN Vol.2&gt;는 단순한 컴필레이션 앨범을 넘어, 27세의 나이로 불꽃처럼 삶을 마감한 불세출의 거장이 남긴 뜨거운 구원의 메시지입니다. 바이닐(LP) 음반 특유의 따뜻하고 질감 있는 아날로그 사운드는 그녀의 지독하리만치 진솔한 목소리와 완벽한 상성을 이루며, 깊은 몰입감을 선사합니다. 시대를 초월하여 청자의 가슴에 깊은 울림을 남기는 이 음반은 클래식 록 애호가라면 반드시 소장해야 할 가치를 지니고 있습니다.</w:t>
+        <w:t>1960년대 말 로큰롤과 사이키델릭 블루스의 새 지평을 열었던 재니스 조플린의 찬란한 음악적 궤적을 집대성하여 선보인 정통 앤솔로지 바이닐로, 그녀의 짧지만 뜨거웠던 예술혼의 진수를 체계적으로 감상할 수 있도록 기획·발매된 역사적 소장 음반입니다.</w:t>
+      </w:r>
+    </w:p>
+    <w:p>
+      <w:pPr>
+        <w:spacing w:line="324" w:lineRule="auto" w:after="80"/>
+      </w:pPr>
+      <w:r>
+        <w:rPr w:rFonts="맑은 고딕">
+          <w:rFonts w:ascii="맑은 고딕" w:hAnsi="맑은 고딕" w:eastAsia="맑은 고딕"/>
+          <w:b w:val="0"/>
+          <w:color w:val="6B7280"/>
+          <w:sz w:val="21"/>
+        </w:rPr>
+        <w:t xml:space="preserve">· </w:t>
+      </w:r>
+      <w:r>
+        <w:rPr w:rFonts="맑은 고딕">
+          <w:rFonts w:ascii="맑은 고딕" w:hAnsi="맑은 고딕" w:eastAsia="맑은 고딕"/>
+          <w:b/>
+          <w:color w:val="1F2937"/>
+          <w:sz w:val="21"/>
+        </w:rPr>
+        <w:t xml:space="preserve">LP 인기도(판매량): </w:t>
+      </w:r>
+      <w:r>
+        <w:rPr w:rFonts="맑은 고딕">
+          <w:rFonts w:ascii="맑은 고딕" w:hAnsi="맑은 고딕" w:eastAsia="맑은 고딕"/>
+          <w:b w:val="0"/>
+          <w:sz w:val="21"/>
+        </w:rPr>
+        <w:t>발매 이래 전 세계 팝 및 록 애호가들과 바이닐 컬렉터들의 지속적인 찬사를 받으며 롱셀러로 확고히 자리 잡았으며, 사후에도 끊임없이 재조명되어 수십만 장 이상의 누적 판매고를 기록하는 등 세대를 뛰어넘는 대중적 사랑을 입증하였습니다.</w:t>
+      </w:r>
+    </w:p>
+    <w:p>
+      <w:pPr>
+        <w:spacing w:line="324" w:lineRule="auto" w:after="80"/>
+      </w:pPr>
+      <w:r>
+        <w:rPr w:rFonts="맑은 고딕">
+          <w:rFonts w:ascii="맑은 고딕" w:hAnsi="맑은 고딕" w:eastAsia="맑은 고딕"/>
+          <w:b w:val="0"/>
+          <w:color w:val="6B7280"/>
+          <w:sz w:val="21"/>
+        </w:rPr>
+        <w:t xml:space="preserve">· </w:t>
+      </w:r>
+      <w:r>
+        <w:rPr w:rFonts="맑은 고딕">
+          <w:rFonts w:ascii="맑은 고딕" w:hAnsi="맑은 고딕" w:eastAsia="맑은 고딕"/>
+          <w:b/>
+          <w:color w:val="1F2937"/>
+          <w:sz w:val="21"/>
+        </w:rPr>
+        <w:t xml:space="preserve">각종 수상경력: </w:t>
+      </w:r>
+      <w:r>
+        <w:rPr w:rFonts="맑은 고딕">
+          <w:rFonts w:ascii="맑은 고딕" w:hAnsi="맑은 고딕" w:eastAsia="맑은 고딕"/>
+          <w:b w:val="0"/>
+          <w:sz w:val="21"/>
+        </w:rPr>
+        <w:t>재니스 조플린의 사후 로큰롤 명예의 전당(Rock and Roll Hall of Fame, 1995년) 헌액, 그래미 평생공로상(Grammy Lifetime Achievement Award, 2005년) 수상을 비롯해 롤링스톤 선정 '역대 가장 위대한 아티스트 100인'에 이름을 올리며 대중음악사의 최고 권위를 인정받고 있습니다.</w:t>
+      </w:r>
+    </w:p>
+    <w:p>
+      <w:pPr>
+        <w:spacing w:line="324" w:lineRule="auto" w:before="200" w:after="80"/>
+      </w:pPr>
+      <w:r>
+        <w:rPr w:rFonts="맑은 고딕">
+          <w:rFonts w:ascii="맑은 고딕" w:hAnsi="맑은 고딕" w:eastAsia="맑은 고딕"/>
+          <w:b/>
+          <w:color w:val="1E3A8A"/>
+          <w:sz w:val="24"/>
+        </w:rPr>
+        <w:t>2. 아티스트 정보</w:t>
+      </w:r>
+    </w:p>
+    <w:p>
+      <w:pPr>
+        <w:spacing w:line="324" w:lineRule="auto" w:after="80"/>
+      </w:pPr>
+      <w:r>
+        <w:rPr w:rFonts="맑은 고딕">
+          <w:rFonts w:ascii="맑은 고딕" w:hAnsi="맑은 고딕" w:eastAsia="맑은 고딕"/>
+          <w:b w:val="0"/>
+          <w:color w:val="6B7280"/>
+          <w:sz w:val="21"/>
+        </w:rPr>
+        <w:t xml:space="preserve">· </w:t>
+      </w:r>
+      <w:r>
+        <w:rPr w:rFonts="맑은 고딕">
+          <w:rFonts w:ascii="맑은 고딕" w:hAnsi="맑은 고딕" w:eastAsia="맑은 고딕"/>
+          <w:b/>
+          <w:color w:val="1F2937"/>
+          <w:sz w:val="21"/>
+        </w:rPr>
+        <w:t xml:space="preserve">국적: </w:t>
+      </w:r>
+      <w:r>
+        <w:rPr w:rFonts="맑은 고딕">
+          <w:rFonts w:ascii="맑은 고딕" w:hAnsi="맑은 고딕" w:eastAsia="맑은 고딕"/>
+          <w:b w:val="0"/>
+          <w:sz w:val="21"/>
+        </w:rPr>
+        <w:t>미국 (USA)</w:t>
+      </w:r>
+    </w:p>
+    <w:p>
+      <w:pPr>
+        <w:spacing w:line="324" w:lineRule="auto" w:after="80"/>
+      </w:pPr>
+      <w:r>
+        <w:rPr w:rFonts="맑은 고딕">
+          <w:rFonts w:ascii="맑은 고딕" w:hAnsi="맑은 고딕" w:eastAsia="맑은 고딕"/>
+          <w:b w:val="0"/>
+          <w:color w:val="6B7280"/>
+          <w:sz w:val="21"/>
+        </w:rPr>
+        <w:t xml:space="preserve">· </w:t>
+      </w:r>
+      <w:r>
+        <w:rPr w:rFonts="맑은 고딕">
+          <w:rFonts w:ascii="맑은 고딕" w:hAnsi="맑은 고딕" w:eastAsia="맑은 고딕"/>
+          <w:b/>
+          <w:color w:val="1F2937"/>
+          <w:sz w:val="21"/>
+        </w:rPr>
+        <w:t xml:space="preserve">생몰년도: </w:t>
+      </w:r>
+      <w:r>
+        <w:rPr w:rFonts="맑은 고딕">
+          <w:rFonts w:ascii="맑은 고딕" w:hAnsi="맑은 고딕" w:eastAsia="맑은 고딕"/>
+          <w:b w:val="0"/>
+          <w:sz w:val="21"/>
+        </w:rPr>
+        <w:t>1943년 1월 19일 ~ 1970년 10월 4일</w:t>
+      </w:r>
+    </w:p>
+    <w:p>
+      <w:pPr>
+        <w:spacing w:line="324" w:lineRule="auto" w:after="80"/>
+      </w:pPr>
+      <w:r>
+        <w:rPr w:rFonts="맑은 고딕">
+          <w:rFonts w:ascii="맑은 고딕" w:hAnsi="맑은 고딕" w:eastAsia="맑은 고딕"/>
+          <w:b w:val="0"/>
+          <w:color w:val="6B7280"/>
+          <w:sz w:val="21"/>
+        </w:rPr>
+        <w:t xml:space="preserve">· </w:t>
+      </w:r>
+      <w:r>
+        <w:rPr w:rFonts="맑은 고딕">
+          <w:rFonts w:ascii="맑은 고딕" w:hAnsi="맑은 고딕" w:eastAsia="맑은 고딕"/>
+          <w:b/>
+          <w:color w:val="1F2937"/>
+          <w:sz w:val="21"/>
+        </w:rPr>
+        <w:t xml:space="preserve">그룹 소속: </w:t>
+      </w:r>
+      <w:r>
+        <w:rPr w:rFonts="맑은 고딕">
+          <w:rFonts w:ascii="맑은 고딕" w:hAnsi="맑은 고딕" w:eastAsia="맑은 고딕"/>
+          <w:b w:val="0"/>
+          <w:sz w:val="21"/>
+        </w:rPr>
+        <w:t>솔로 (Big Brother and the Holding Company, Kozmic Blues Band, Full Tilt Boogie Band 리드 보컬)</w:t>
+      </w:r>
+    </w:p>
+    <w:p>
+      <w:pPr>
+        <w:spacing w:line="324" w:lineRule="auto" w:after="80"/>
+      </w:pPr>
+      <w:r>
+        <w:rPr w:rFonts="맑은 고딕">
+          <w:rFonts w:ascii="맑은 고딕" w:hAnsi="맑은 고딕" w:eastAsia="맑은 고딕"/>
+          <w:b w:val="0"/>
+          <w:color w:val="6B7280"/>
+          <w:sz w:val="21"/>
+        </w:rPr>
+        <w:t xml:space="preserve">· </w:t>
+      </w:r>
+      <w:r>
+        <w:rPr w:rFonts="맑은 고딕">
+          <w:rFonts w:ascii="맑은 고딕" w:hAnsi="맑은 고딕" w:eastAsia="맑은 고딕"/>
+          <w:b/>
+          <w:color w:val="1F2937"/>
+          <w:sz w:val="21"/>
+        </w:rPr>
+        <w:t xml:space="preserve">아티스트 소개: </w:t>
+      </w:r>
+      <w:r>
+        <w:rPr w:rFonts="맑은 고딕">
+          <w:rFonts w:ascii="맑은 고딕" w:hAnsi="맑은 고딕" w:eastAsia="맑은 고딕"/>
+          <w:b w:val="0"/>
+          <w:sz w:val="21"/>
+        </w:rPr>
+        <w:t>록 음악 역사상 가장 폭발적이고 처절한 가창력을 선보인 독보적인 여성 블루스 싱어로, 영혼을 쥐어짜는 듯한 샤우팅과 절절한 비브라토를 통해 백인 여성 보컬의 한계를 완전히 허물었습니다. 자유와 저항을 상징하던 60년대 히피 문화의 정점에서 스스로를 온전히 연소시킨 그녀의 절규는 오늘날까지도 대체 불가능한 록의 전설로 추앙받고 있습니다.</w:t>
+      </w:r>
+    </w:p>
+    <w:p>
+      <w:pPr>
+        <w:spacing w:line="324" w:lineRule="auto" w:before="200" w:after="80"/>
+      </w:pPr>
+      <w:r>
+        <w:rPr w:rFonts="맑은 고딕">
+          <w:rFonts w:ascii="맑은 고딕" w:hAnsi="맑은 고딕" w:eastAsia="맑은 고딕"/>
+          <w:b/>
+          <w:color w:val="1E3A8A"/>
+          <w:sz w:val="24"/>
+        </w:rPr>
+        <w:t>3. 음반 상세 분석</w:t>
+      </w:r>
+    </w:p>
+    <w:p>
+      <w:pPr>
+        <w:spacing w:line="324" w:lineRule="auto" w:after="80"/>
+      </w:pPr>
+      <w:r>
+        <w:rPr w:rFonts="맑은 고딕">
+          <w:rFonts w:ascii="맑은 고딕" w:hAnsi="맑은 고딕" w:eastAsia="맑은 고딕"/>
+          <w:b w:val="0"/>
+          <w:color w:val="6B7280"/>
+          <w:sz w:val="21"/>
+        </w:rPr>
+        <w:t xml:space="preserve">· </w:t>
+      </w:r>
+      <w:r>
+        <w:rPr w:rFonts="맑은 고딕">
+          <w:rFonts w:ascii="맑은 고딕" w:hAnsi="맑은 고딕" w:eastAsia="맑은 고딕"/>
+          <w:b/>
+          <w:color w:val="1F2937"/>
+          <w:sz w:val="21"/>
+        </w:rPr>
+        <w:t xml:space="preserve">역사적 위치: </w:t>
+      </w:r>
+      <w:r>
+        <w:rPr w:rFonts="맑은 고딕">
+          <w:rFonts w:ascii="맑은 고딕" w:hAnsi="맑은 고딕" w:eastAsia="맑은 고딕"/>
+          <w:b w:val="0"/>
+          <w:sz w:val="21"/>
+        </w:rPr>
+        <w:t>본 음반은 밴드 시절의 거친 사이키델릭 록부터 솔로 활동기의 완숙한 소울-블루스에 이르기까지, 재니스 조플린 음악의 만개한 예술성을 한눈에 조망할 수 있는 귀중한 음악사적 좌표입니다. 한 인간의 내면적 고뇌와 억누를 수 없는 자유에 대한 갈망이 사운드로 치환되어, 록 보컬이 도달할 수 있는 감정적 극점을 완벽하게 구현해 낸 명반으로 평가받습니다.</w:t>
+      </w:r>
+    </w:p>
+    <w:p>
+      <w:pPr>
+        <w:spacing w:line="324" w:lineRule="auto" w:after="80"/>
+      </w:pPr>
+      <w:r>
+        <w:rPr w:rFonts="맑은 고딕">
+          <w:rFonts w:ascii="맑은 고딕" w:hAnsi="맑은 고딕" w:eastAsia="맑은 고딕"/>
+          <w:b w:val="0"/>
+          <w:color w:val="6B7280"/>
+          <w:sz w:val="21"/>
+        </w:rPr>
+        <w:t xml:space="preserve">· </w:t>
+      </w:r>
+      <w:r>
+        <w:rPr w:rFonts="맑은 고딕">
+          <w:rFonts w:ascii="맑은 고딕" w:hAnsi="맑은 고딕" w:eastAsia="맑은 고딕"/>
+          <w:b/>
+          <w:color w:val="1F2937"/>
+          <w:sz w:val="21"/>
+        </w:rPr>
+        <w:t xml:space="preserve">시대의 흔적(스토리텔링): </w:t>
+      </w:r>
+      <w:r>
+        <w:rPr w:rFonts="맑은 고딕">
+          <w:rFonts w:ascii="맑은 고딕" w:hAnsi="맑은 고딕" w:eastAsia="맑은 고딕"/>
+          <w:b w:val="0"/>
+          <w:sz w:val="21"/>
+        </w:rPr>
+        <w:t>베트남 전쟁의 혼란과 우드스탁 페스티벌의 순수한 낭만이 공존하던 1960년대 말, 방황하던 청춘들의 가슴을 관통했던 시대정신이 고스란히 깃들어 있습니다. 기성의 위선에 맞서 온몸으로 사랑과 해방을 노래했던 청년들의 열정과 아픔이, 거칠게 긁히는 그녀의 허스키 보이스를 통해 아련한 노스탤지어로 되살아납니다.</w:t>
+      </w:r>
+    </w:p>
+    <w:p>
+      <w:pPr>
+        <w:spacing w:line="324" w:lineRule="auto" w:before="200" w:after="80"/>
+      </w:pPr>
+      <w:r>
+        <w:rPr w:rFonts="맑은 고딕">
+          <w:rFonts w:ascii="맑은 고딕" w:hAnsi="맑은 고딕" w:eastAsia="맑은 고딕"/>
+          <w:b/>
+          <w:color w:val="1E3A8A"/>
+          <w:sz w:val="24"/>
+        </w:rPr>
+        <w:t>4. 주요 수록곡 및 감상 제언</w:t>
+      </w:r>
+    </w:p>
+    <w:p>
+      <w:pPr>
+        <w:spacing w:line="324" w:lineRule="auto" w:after="80"/>
+      </w:pPr>
+      <w:r>
+        <w:rPr w:rFonts="맑은 고딕">
+          <w:rFonts w:ascii="맑은 고딕" w:hAnsi="맑은 고딕" w:eastAsia="맑은 고딕"/>
+          <w:b w:val="0"/>
+          <w:color w:val="6B7280"/>
+          <w:sz w:val="21"/>
+        </w:rPr>
+        <w:t xml:space="preserve">· </w:t>
+      </w:r>
+      <w:r>
+        <w:rPr w:rFonts="맑은 고딕">
+          <w:rFonts w:ascii="맑은 고딕" w:hAnsi="맑은 고딕" w:eastAsia="맑은 고딕"/>
+          <w:b/>
+          <w:color w:val="1F2937"/>
+          <w:sz w:val="21"/>
+        </w:rPr>
+        <w:t xml:space="preserve">주요 수록곡 특징: </w:t>
+      </w:r>
+      <w:r>
+        <w:rPr w:rFonts="맑은 고딕">
+          <w:rFonts w:ascii="맑은 고딕" w:hAnsi="맑은 고딕" w:eastAsia="맑은 고딕"/>
+          <w:b w:val="0"/>
+          <w:sz w:val="21"/>
+        </w:rPr>
+        <w:t>심장을 찢어낼 듯한 절규 속에 처연한 낭만을 품은 대표곡 'Piece of My Heart'의 폭발력, 조지 거슈윈의 고전을 슬픔의 미학으로 재해석한 'Summertime'의 블루지한 음영, 그리고 자유의 본질을 애수 어린 시선으로 읊조린 'Me and Bobby McGee'와 가슴 밑바닥을 울리는 'Cry Baby' 등 수록곡 하나하나가 짙은 비장미와 깊은 서정성을 품고 있습니다.</w:t>
+      </w:r>
+    </w:p>
+    <w:p>
+      <w:pPr>
+        <w:spacing w:line="324" w:lineRule="auto" w:after="80"/>
+      </w:pPr>
+      <w:r>
+        <w:rPr w:rFonts="맑은 고딕">
+          <w:rFonts w:ascii="맑은 고딕" w:hAnsi="맑은 고딕" w:eastAsia="맑은 고딕"/>
+          <w:b w:val="0"/>
+          <w:color w:val="6B7280"/>
+          <w:sz w:val="21"/>
+        </w:rPr>
+        <w:t xml:space="preserve">· </w:t>
+      </w:r>
+      <w:r>
+        <w:rPr w:rFonts="맑은 고딕">
+          <w:rFonts w:ascii="맑은 고딕" w:hAnsi="맑은 고딕" w:eastAsia="맑은 고딕"/>
+          <w:b/>
+          <w:color w:val="1F2937"/>
+          <w:sz w:val="21"/>
+        </w:rPr>
+        <w:t xml:space="preserve">빈티지 감상 제언: </w:t>
+      </w:r>
+      <w:r>
+        <w:rPr w:rFonts="맑은 고딕">
+          <w:rFonts w:ascii="맑은 고딕" w:hAnsi="맑은 고딕" w:eastAsia="맑은 고딕"/>
+          <w:b w:val="0"/>
+          <w:sz w:val="21"/>
+        </w:rPr>
+        <w:t>턴테이블의 바늘이 LP의 소리골을 스치며 빚어내는 아날로그 특유의 따뜻하고 묵직한 질감은, 진공관 앰프를 거칠 때 재니스 조플린의 숨결과 미세한 떨림까지 생생한 입체감으로 전달합니다. 중역대의 두터운 질감과 날것 그대로의 라이브감이 배어나는 음향 특성에 집중해 볼륨을 살며시 올리고 감상하기를 권합니다.</w:t>
+      </w:r>
+    </w:p>
+    <w:p>
+      <w:pPr>
+        <w:spacing w:line="324" w:lineRule="auto" w:after="80"/>
+      </w:pPr>
+      <w:r>
+        <w:rPr w:rFonts="맑은 고딕">
+          <w:rFonts w:ascii="맑은 고딕" w:hAnsi="맑은 고딕" w:eastAsia="맑은 고딕"/>
+          <w:b w:val="0"/>
+          <w:color w:val="6B7280"/>
+          <w:sz w:val="21"/>
+        </w:rPr>
+        <w:t xml:space="preserve">· </w:t>
+      </w:r>
+      <w:r>
+        <w:rPr w:rFonts="맑은 고딕">
+          <w:rFonts w:ascii="맑은 고딕" w:hAnsi="맑은 고딕" w:eastAsia="맑은 고딕"/>
+          <w:b/>
+          <w:color w:val="1F2937"/>
+          <w:sz w:val="21"/>
+        </w:rPr>
+        <w:t xml:space="preserve">소장 가치: </w:t>
+      </w:r>
+      <w:r>
+        <w:rPr w:rFonts="맑은 고딕">
+          <w:rFonts w:ascii="맑은 고딕" w:hAnsi="맑은 고딕" w:eastAsia="맑은 고딕"/>
+          <w:b w:val="0"/>
+          <w:sz w:val="21"/>
+        </w:rPr>
+        <w:t>'27세 클럽'의 비운의 전설로 음악사에 영원히 각인된 재니스 조플린의 숨 가쁜 예술혼을 가장 원초적인 바이닐의 결로 만날 수 있는 작품으로, 클래식과 팝 컬렉터 모두에게 서재의 품격을 높여줄 필청 음반입니다.</w:t>
+      </w:r>
+    </w:p>
+    <w:p>
+      <w:pPr>
+        <w:spacing w:line="324" w:lineRule="auto" w:after="120" w:before="160"/>
+      </w:pPr>
+      <w:r>
+        <w:rPr w:rFonts="맑은 고딕">
+          <w:rFonts w:ascii="맑은 고딕" w:hAnsi="맑은 고딕" w:eastAsia="맑은 고딕"/>
+          <w:b/>
+          <w:color w:val="4338CA"/>
+          <w:sz w:val="21"/>
+        </w:rPr>
+        <w:t>이 음반을 통해 심장을 울리는 재니스 조플린의 거친 숨결과 영혼의 블루스가 전해주는 감동을 다시 한번 경험해 보시는 것은 어떨까요?</w:t>
       </w:r>
     </w:p>
     <w:sectPr>
       <w:pgSz w:w="12240" w:h="15840"/>
-      <w:pgMar w:top="1440" w:right="1440" w:bottom="1440" w:left="1440" w:header="720" w:footer="720" w:gutter="0"/>
+      <w:pgMar w:top="1152" w:right="1296" w:bottom="1152" w:left="1296" w:header="720" w:footer="720" w:gutter="0"/>
       <w:cols w:space="720"/>
       <w:docGrid w:linePitch="360"/>
     </w:sectPr>

--- a/word_reports/LP_0181_위치_137_JANIS JOPLIN_JANIS JOPLIN.docx
+++ b/word_reports/LP_0181_위치_137_JANIS JOPLIN_JANIS JOPLIN.docx
@@ -32,7 +32,7 @@
     </w:p>
     <w:p>
       <w:pPr>
-        <w:spacing w:line="324" w:lineRule="auto" w:before="80" w:after="160"/>
+        <w:spacing w:line="324" w:lineRule="auto" w:before="80" w:after="120"/>
       </w:pPr>
       <w:r>
         <w:rPr w:rFonts="맑은 고딕">
@@ -42,13 +42,6 @@
           <w:sz w:val="22"/>
         </w:rPr>
         <w:t xml:space="preserve">[음반 소개] </w:t>
-      </w:r>
-      <w:r>
-        <w:rPr w:rFonts="맑은 고딕">
-          <w:rFonts w:ascii="맑은 고딕" w:hAnsi="맑은 고딕" w:eastAsia="맑은 고딕"/>
-          <w:b w:val="0"/>
-          <w:sz w:val="21"/>
-        </w:rPr>
       </w:r>
     </w:p>
     <w:p>
@@ -61,7 +54,33 @@
           <w:b w:val="0"/>
           <w:sz w:val="21"/>
         </w:rPr>
-        <w:t>재니스 조플린이라는 불꽃 같은 영혼이 남긴 날것의 울부짖음과 처연한 블루스의 숨결이 고스란히 담긴 기념비적인 음반입니다. 상처 입은 새의 날갯짓처럼 위태로우면서도 강렬한 그녀의 목소리는 1960년대 반문화(Counterculture)의 찬란한 열기와 그 이면의 짙은 고독을 한 폭의 서사시처럼 펼쳐 보입니다. 찰나의 생을 온몸으로 불사르며 무대 위에서 절창을 쏟아낸 그녀의 위대한 유산 속에서, 우리는 시대를 초월하여 인간 내면의 가장 깊은 상흔과 숭고한 카타르시스를 마주하게 됩니다.</w:t>
+        <w:t>1960년대 후반, 격동과 혼돈의 소용돌이 속에서 피어난 반문화(Counterculture)의 물결 한가운데에는 언제나 상처 입은 영혼들을 대변하던 한 여인의 절규가 있었습니다. 재니스 조플린(Janis Joplin), 그녀는 백인 여성 보컬리스트로서는 유례를 찾아볼 수 없었던 폭발적인 성량과 정통 흑인 블루스의 원초적인 한(恨)을 결합하여 대중음악의 지형도를 단숨에 뒤흔든 불멸의 존재였습니다. 본 작 『JANIS JOPLIN Vol.2』는 그녀가 남긴 찰나와도 같았던 생애의 궤적 속에서, 가장 찬란하게 타올랐던 음악적 정수들을 정갈하게 길어 올려 엮어낸 고결한 앤솔러지 음반입니다. 빅 브라더 앤 더 홀딩 컴퍼니(Big Brother and the Holding Company) 시절의 원초적 에너지부터 솔로 및 후기 밴드 시절의 무르익은 소울풀한 감수성까지, 그녀의 심장 박동이 고스란히 담겨 있습니다.</w:t>
+      </w:r>
+    </w:p>
+    <w:p>
+      <w:pPr>
+        <w:spacing w:line="324" w:lineRule="auto" w:after="120"/>
+      </w:pPr>
+      <w:r>
+        <w:rPr w:rFonts="맑은 고딕">
+          <w:rFonts w:ascii="맑은 고딕" w:hAnsi="맑은 고딕" w:eastAsia="맑은 고딕"/>
+          <w:b w:val="0"/>
+          <w:sz w:val="21"/>
+        </w:rPr>
+        <w:t>이 앨범은 단순한 과거의 회고록에 머무르지 않습니다. 위선과 규범으로 가득 찼던 기성 사회를 향해 온몸을 던져 부딪쳤던 한 아티스트의 치열한 예술적 투쟁기이자, 사랑과 연대를 갈망했던 여린 영혼의 솔직한 고백록입니다. 거칠게 갈라지는 쇳소리와 목이 터져라 내지르는 샤우팅 속에는 가식 없는 슬픔과 외로움, 그리고 순간의 삶을 불꽃처럼 연소시키고자 했던 예술적 실존주의가 짙게 깔려 있습니다. 음악사적으로도 본 작에 수록된 트랙들은 사이키델릭 록과 블루스, 소울의 경계를 무너뜨리며 훗날 수많은 록 및 팝 보컬리스트들에게 절대적인 영감의 원천이 되었습니다.</w:t>
+      </w:r>
+    </w:p>
+    <w:p>
+      <w:pPr>
+        <w:spacing w:line="324" w:lineRule="auto" w:after="120"/>
+      </w:pPr>
+      <w:r>
+        <w:rPr w:rFonts="맑은 고딕">
+          <w:rFonts w:ascii="맑은 고딕" w:hAnsi="맑은 고딕" w:eastAsia="맑은 고딕"/>
+          <w:b w:val="0"/>
+          <w:sz w:val="21"/>
+        </w:rPr>
+        <w:t>세월이 반세기를 훌쩍 넘긴 오늘날, 바이닐의 소리골을 타고 흐르는 재니스 조플린의 목소리는 여전히 박제되지 않은 날것의 생명력으로 우리를 전율케 합니다. 정교하게 다듬어진 현대의 디지털 사운드가 결코 도달할 수 없는 인간 내면의 심연을 직시하게 만드는 서정적 울림은, 삶의 무게에 지친 이들에게 깊은 정화(카타르시스)의 순간을 선사합니다. 이 음반은 한 시대의 상처를 끌어안고 스스로 재가 되어버린 한 위대한 예인의 숨결을 가장 순수한 아날로그의 온도로 마주할 수 있는 찬란한 예술적 유산입니다.</w:t>
       </w:r>
     </w:p>
     <w:p>
@@ -129,37 +148,6 @@
           <w:color w:val="1F2937"/>
           <w:sz w:val="21"/>
         </w:rPr>
-        <w:t xml:space="preserve">아티스트: </w:t>
-      </w:r>
-      <w:r>
-        <w:rPr w:rFonts="맑은 고딕">
-          <w:rFonts w:ascii="맑은 고딕" w:hAnsi="맑은 고딕" w:eastAsia="맑은 고딕"/>
-          <w:b w:val="0"/>
-          <w:sz w:val="21"/>
-        </w:rPr>
-        <w:t>JANIS JOPLIN (재니스 조플린)</w:t>
-      </w:r>
-    </w:p>
-    <w:p>
-      <w:pPr>
-        <w:spacing w:line="324" w:lineRule="auto" w:after="80"/>
-      </w:pPr>
-      <w:r>
-        <w:rPr w:rFonts="맑은 고딕">
-          <w:rFonts w:ascii="맑은 고딕" w:hAnsi="맑은 고딕" w:eastAsia="맑은 고딕"/>
-          <w:b w:val="0"/>
-          <w:color w:val="6B7280"/>
-          <w:sz w:val="21"/>
-        </w:rPr>
-        <w:t xml:space="preserve">· </w:t>
-      </w:r>
-      <w:r>
-        <w:rPr w:rFonts="맑은 고딕">
-          <w:rFonts w:ascii="맑은 고딕" w:hAnsi="맑은 고딕" w:eastAsia="맑은 고딕"/>
-          <w:b/>
-          <w:color w:val="1F2937"/>
-          <w:sz w:val="21"/>
-        </w:rPr>
         <w:t xml:space="preserve">발매 정보: </w:t>
       </w:r>
       <w:r>
@@ -168,7 +156,7 @@
           <w:b w:val="0"/>
           <w:sz w:val="21"/>
         </w:rPr>
-        <w:t>1960년대 말 로큰롤과 사이키델릭 블루스의 새 지평을 열었던 재니스 조플린의 찬란한 음악적 궤적을 집대성하여 선보인 정통 앤솔로지 바이닐로, 그녀의 짧지만 뜨거웠던 예술혼의 진수를 체계적으로 감상할 수 있도록 기획·발매된 역사적 소장 음반입니다.</w:t>
+        <w:t>1970년 재니스 조플린의 안타까운 서거 이후, 그녀가 대중음악사에 남긴 위대한 발자취를 집대성하여 클래식/팝 애호가들에게 헌정한 정통 컬렉션 앨범입니다.</w:t>
       </w:r>
     </w:p>
     <w:p>
@@ -199,7 +187,7 @@
           <w:b w:val="0"/>
           <w:sz w:val="21"/>
         </w:rPr>
-        <w:t>발매 이래 전 세계 팝 및 록 애호가들과 바이닐 컬렉터들의 지속적인 찬사를 받으며 롱셀러로 확고히 자리 잡았으며, 사후에도 끊임없이 재조명되어 수십만 장 이상의 누적 판매고를 기록하는 등 세대를 뛰어넘는 대중적 사랑을 입증하였습니다.</w:t>
+        <w:t>사후 발매된 회고 앨범임에도 전 세계적인 추모 열기와 찬사 속에 골드 및 플래티넘 급의 높은 판매고를 올리며 오랜 세월 동안 꾸준히 애호가들의 손길을 탄 스테디셀러입니다.</w:t>
       </w:r>
     </w:p>
     <w:p>
@@ -230,7 +218,7 @@
           <w:b w:val="0"/>
           <w:sz w:val="21"/>
         </w:rPr>
-        <w:t>재니스 조플린의 사후 로큰롤 명예의 전당(Rock and Roll Hall of Fame, 1995년) 헌액, 그래미 평생공로상(Grammy Lifetime Achievement Award, 2005년) 수상을 비롯해 롤링스톤 선정 '역대 가장 위대한 아티스트 100인'에 이름을 올리며 대중음악사의 최고 권위를 인정받고 있습니다.</w:t>
+        <w:t>로큰롤 명예의 전당(1995) 헌액, 그래미 평생공로상(2005) 수상, 롤링 스톤지 선정 '역사상 가장 위대한 아티스트 100인' 및 '위대한 보컬리스트' 최상위권 등재.</w:t>
       </w:r>
     </w:p>
     <w:p>
@@ -275,7 +263,7 @@
           <w:b w:val="0"/>
           <w:sz w:val="21"/>
         </w:rPr>
-        <w:t>미국 (USA)</w:t>
+        <w:t>미국 (United States)</w:t>
       </w:r>
     </w:p>
     <w:p>
@@ -368,7 +356,7 @@
           <w:b w:val="0"/>
           <w:sz w:val="21"/>
         </w:rPr>
-        <w:t>록 음악 역사상 가장 폭발적이고 처절한 가창력을 선보인 독보적인 여성 블루스 싱어로, 영혼을 쥐어짜는 듯한 샤우팅과 절절한 비브라토를 통해 백인 여성 보컬의 한계를 완전히 허물었습니다. 자유와 저항을 상징하던 60년대 히피 문화의 정점에서 스스로를 온전히 연소시킨 그녀의 절규는 오늘날까지도 대체 불가능한 록의 전설로 추앙받고 있습니다.</w:t>
+        <w:t>1960년대 사이키델릭 록과 아메리칸 블루스를 융합하여 독보적인 음악 세계를 구축한 전설적인 여성 보컬리스트입니다. 가슴을 쥐어짜는 듯한 호소력과 타협 없는 진정성으로 영혼의 고통을 예술로 승화시키며 팝/록 역사에 유일무이한 거인으로 각인되었습니다.</w:t>
       </w:r>
     </w:p>
     <w:p>
@@ -413,7 +401,7 @@
           <w:b w:val="0"/>
           <w:sz w:val="21"/>
         </w:rPr>
-        <w:t>본 음반은 밴드 시절의 거친 사이키델릭 록부터 솔로 활동기의 완숙한 소울-블루스에 이르기까지, 재니스 조플린 음악의 만개한 예술성을 한눈에 조망할 수 있는 귀중한 음악사적 좌표입니다. 한 인간의 내면적 고뇌와 억누를 수 없는 자유에 대한 갈망이 사운드로 치환되어, 록 보컬이 도달할 수 있는 감정적 극점을 완벽하게 구현해 낸 명반으로 평가받습니다.</w:t>
+        <w:t>백인 여성 보컬의 표현 영역을 록과 소울의 극한까지 확장한 역사적 기록물로서, 1960년대 말 격변기 팝 음악계의 정점을 응축하여 보여주는 사료적 가치를 지닙니다.</w:t>
       </w:r>
     </w:p>
     <w:p>
@@ -444,7 +432,7 @@
           <w:b w:val="0"/>
           <w:sz w:val="21"/>
         </w:rPr>
-        <w:t>베트남 전쟁의 혼란과 우드스탁 페스티벌의 순수한 낭만이 공존하던 1960년대 말, 방황하던 청춘들의 가슴을 관통했던 시대정신이 고스란히 깃들어 있습니다. 기성의 위선에 맞서 온몸으로 사랑과 해방을 노래했던 청년들의 열정과 아픔이, 거칠게 긁히는 그녀의 허스키 보이스를 통해 아련한 노스탤지어로 되살아납니다.</w:t>
+        <w:t>베트남 전쟁과 반전 히피 운동, 자유와 사랑을 외치던 1960년대 청춘들의 불안과 열망이 고스란히 담겨 있습니다. 세상으로부터 소외당했던 조플린 자신의 유년기 상처가 시대의 아픔과 맞물려 피워낸 처연하고도 숭고한 정서적 울림이 돋보입니다.</w:t>
       </w:r>
     </w:p>
     <w:p>
@@ -489,7 +477,7 @@
           <w:b w:val="0"/>
           <w:sz w:val="21"/>
         </w:rPr>
-        <w:t>심장을 찢어낼 듯한 절규 속에 처연한 낭만을 품은 대표곡 'Piece of My Heart'의 폭발력, 조지 거슈윈의 고전을 슬픔의 미학으로 재해석한 'Summertime'의 블루지한 음영, 그리고 자유의 본질을 애수 어린 시선으로 읊조린 'Me and Bobby McGee'와 가슴 밑바닥을 울리는 'Cry Baby' 등 수록곡 하나하나가 짙은 비장미와 깊은 서정성을 품고 있습니다.</w:t>
+        <w:t>가슴 저미는 절규와 호소력이 극대화된 'Cry Baby', 웅장한 브라스 섹션 위로 고독과 희망을 동시에 노래하는 'Kozmic Blues', 그리고 심장을 파고드는 블루스 기타와 한 몸이 되어 포효하는 'Ball and Chain' 등 조플린 특유의 비극적 서정미가 극대화된 명곡들이 수록되어 있습니다.</w:t>
       </w:r>
     </w:p>
     <w:p>
@@ -520,7 +508,7 @@
           <w:b w:val="0"/>
           <w:sz w:val="21"/>
         </w:rPr>
-        <w:t>턴테이블의 바늘이 LP의 소리골을 스치며 빚어내는 아날로그 특유의 따뜻하고 묵직한 질감은, 진공관 앰프를 거칠 때 재니스 조플린의 숨결과 미세한 떨림까지 생생한 입체감으로 전달합니다. 중역대의 두터운 질감과 날것 그대로의 라이브감이 배어나는 음향 특성에 집중해 볼륨을 살며시 올리고 감상하기를 권합니다.</w:t>
+        <w:t>LP 특유의 따뜻하고 묵직한 중저음과 그루브 노이즈는 조플린의 허스키한 음색과 완벽한 일체감을 이룹니다. 특히 진공관 앰프를 통해 증폭된 사운드는 보컬의 거친 숨소리와 미세한 떨림까지 생생하게 포착하여, 1960년대 샌프란시스코의 어두운 라이브 클럽 한가운데 앉아 있는 듯한 농밀한 공간감을 선사합니다.</w:t>
       </w:r>
     </w:p>
     <w:p>
@@ -551,7 +539,7 @@
           <w:b w:val="0"/>
           <w:sz w:val="21"/>
         </w:rPr>
-        <w:t>'27세 클럽'의 비운의 전설로 음악사에 영원히 각인된 재니스 조플린의 숨 가쁜 예술혼을 가장 원초적인 바이닐의 결로 만날 수 있는 작품으로, 클래식과 팝 컬렉터 모두에게 서재의 품격을 높여줄 필청 음반입니다.</w:t>
+        <w:t>재니스 조플린이라는 불꽃같은 예술가의 영혼을 가장 원초적이고 아날로그적인 질감으로 소유할 수 있는 음반으로, 정통 록과 블루스를 사랑하는 LP 컬렉터라면 반드시 라이브러리에 꽂아두어야 할 영구적 마스터피스입니다.</w:t>
       </w:r>
     </w:p>
     <w:p>
@@ -565,7 +553,7 @@
           <w:color w:val="4338CA"/>
           <w:sz w:val="21"/>
         </w:rPr>
-        <w:t>이 음반을 통해 심장을 울리는 재니스 조플린의 거친 숨결과 영혼의 블루스가 전해주는 감동을 다시 한번 경험해 보시는 것은 어떨까요?</w:t>
+        <w:t>이 음반을 통해 시대를 초월하여 영혼의 가장 깊은 곳을 어루만져 주는 재니스 조플린의 처절하도록 아름다운 절규가 전해주는 감동을 다시 한번 경험해 보시는 것은 어떨까요?</w:t>
       </w:r>
     </w:p>
     <w:sectPr>
